--- a/Log Book.docx
+++ b/Log Book.docx
@@ -9,8 +9,6 @@
         <w:rPr>
           <w:b/>
           <w:bCs/>
-          <w:u w:val="single"/>
-          <w:lang w:val="en-US"/>
         </w:rPr>
       </w:pPr>
       <w:r>
@@ -20,6 +18,274 @@
           <w:u w:val="single"/>
           <w:lang w:val="en-US"/>
         </w:rPr>
+        <w:t>Project Brief</w:t>
+      </w:r>
+      <w:r>
+        <w:rPr>
+          <w:b/>
+          <w:bCs/>
+          <w:lang w:val="en-US"/>
+        </w:rPr>
+        <w:t>:- VERDE-</w:t>
+      </w:r>
+      <w:r>
+        <w:rPr>
+          <w:b/>
+          <w:bCs/>
+        </w:rPr>
+        <w:t>Smart Recycling and Waste Segregation Assistant</w:t>
+      </w:r>
+    </w:p>
+    <w:p>
+      <w:pPr>
+        <w:rPr>
+          <w:lang w:val="en-US"/>
+        </w:rPr>
+      </w:pPr>
+    </w:p>
+    <w:p>
+      <w:pPr>
+        <w:pStyle w:val="Heading2"/>
+        <w:spacing w:after="0"/>
+        <w:rPr>
+          <w:b/>
+          <w:bCs/>
+          <w:lang w:val="en-US"/>
+        </w:rPr>
+      </w:pPr>
+      <w:r>
+        <w:rPr>
+          <w:b/>
+          <w:bCs/>
+          <w:lang w:val="en-US"/>
+        </w:rPr>
+        <w:t>Background</w:t>
+      </w:r>
+    </w:p>
+    <w:p>
+      <w:pPr>
+        <w:jc w:val="both"/>
+        <w:rPr>
+          <w:lang w:val="en-US"/>
+        </w:rPr>
+      </w:pPr>
+      <w:r>
+        <w:rPr>
+          <w:lang w:val="en-US"/>
+        </w:rPr>
+        <w:t>Improper waste disposal is one of the main problems faced in the UK because there is a variation in recycling laws between different authorities, and people are never sure what bin to use for the particular item. Recycling contamination is usually sent to landfill, which defeats the purpose of all environmental efforts. VERDE helps in solving this problem as it gives clear instructions about proper disposal of different objects.</w:t>
+      </w:r>
+    </w:p>
+    <w:p>
+      <w:pPr>
+        <w:pStyle w:val="Heading2"/>
+        <w:spacing w:after="0"/>
+        <w:rPr>
+          <w:b/>
+          <w:bCs/>
+          <w:lang w:val="en-US"/>
+        </w:rPr>
+      </w:pPr>
+      <w:r>
+        <w:rPr>
+          <w:b/>
+          <w:bCs/>
+          <w:lang w:val="en-US"/>
+        </w:rPr>
+        <w:t>Aim</w:t>
+      </w:r>
+    </w:p>
+    <w:p>
+      <w:r>
+        <w:t>To develop a smart recycling assistant that identifies waste items using a camera and provides accurate disposal advice, with all AI processing running on-device on Arm-based hardware rather than in the cloud.</w:t>
+      </w:r>
+    </w:p>
+    <w:p>
+      <w:pPr>
+        <w:pStyle w:val="Heading2"/>
+        <w:spacing w:after="0"/>
+        <w:rPr>
+          <w:b/>
+          <w:bCs/>
+          <w:lang w:val="en-US"/>
+        </w:rPr>
+      </w:pPr>
+      <w:r>
+        <w:rPr>
+          <w:b/>
+          <w:bCs/>
+          <w:lang w:val="en-US"/>
+        </w:rPr>
+        <w:t>Objectives</w:t>
+      </w:r>
+    </w:p>
+    <w:p>
+      <w:pPr>
+        <w:numPr>
+          <w:ilvl w:val="0"/>
+          <w:numId w:val="8"/>
+        </w:numPr>
+        <w:spacing w:after="0"/>
+      </w:pPr>
+      <w:r>
+        <w:t>Train a lightweight image classification model to recognise common waste categories.</w:t>
+      </w:r>
+    </w:p>
+    <w:p>
+      <w:pPr>
+        <w:numPr>
+          <w:ilvl w:val="0"/>
+          <w:numId w:val="8"/>
+        </w:numPr>
+        <w:spacing w:after="0"/>
+      </w:pPr>
+      <w:r>
+        <w:t xml:space="preserve">Deploy the model and Llama 3.2 1B on a Raspberry Pi 5 using </w:t>
+      </w:r>
+      <w:proofErr w:type="spellStart"/>
+      <w:r>
+        <w:t>ExecuTorch</w:t>
+      </w:r>
+      <w:proofErr w:type="spellEnd"/>
+      <w:r>
+        <w:t>, with the AI HAT+ 2 for hardware acceleration.</w:t>
+      </w:r>
+    </w:p>
+    <w:p>
+      <w:pPr>
+        <w:numPr>
+          <w:ilvl w:val="0"/>
+          <w:numId w:val="8"/>
+        </w:numPr>
+        <w:spacing w:after="0"/>
+      </w:pPr>
+      <w:r>
+        <w:t>Generate clear, UK-relevant disposal advice for each identified item.</w:t>
+      </w:r>
+    </w:p>
+    <w:p>
+      <w:pPr>
+        <w:numPr>
+          <w:ilvl w:val="0"/>
+          <w:numId w:val="8"/>
+        </w:numPr>
+        <w:spacing w:after="0"/>
+      </w:pPr>
+      <w:r>
+        <w:t>Build a mobile app that connects to the Pi and presents results to the user.</w:t>
+      </w:r>
+    </w:p>
+    <w:p>
+      <w:pPr>
+        <w:numPr>
+          <w:ilvl w:val="0"/>
+          <w:numId w:val="8"/>
+        </w:numPr>
+      </w:pPr>
+      <w:r>
+        <w:t>Evaluate the system for classification accuracy, response time and usability.</w:t>
+      </w:r>
+    </w:p>
+    <w:p>
+      <w:pPr>
+        <w:pStyle w:val="Heading2"/>
+        <w:rPr>
+          <w:b/>
+          <w:bCs/>
+        </w:rPr>
+      </w:pPr>
+      <w:r>
+        <w:rPr>
+          <w:b/>
+          <w:bCs/>
+        </w:rPr>
+        <w:t>Scope</w:t>
+      </w:r>
+    </w:p>
+    <w:p>
+      <w:r>
+        <w:t xml:space="preserve">This covers </w:t>
+      </w:r>
+      <w:r>
+        <w:t>camera capture, on-device classification, Llama-generated disposal advice and a mobile app interface. Physical sorting mechanisms are outside the scope of this version and are planned as future work.</w:t>
+      </w:r>
+    </w:p>
+    <w:p>
+      <w:pPr>
+        <w:pStyle w:val="Heading2"/>
+        <w:rPr>
+          <w:b/>
+          <w:bCs/>
+        </w:rPr>
+      </w:pPr>
+      <w:r>
+        <w:rPr>
+          <w:b/>
+          <w:bCs/>
+        </w:rPr>
+        <w:t>Team Structure</w:t>
+      </w:r>
+    </w:p>
+    <w:p>
+      <w:r>
+        <w:t>The project is delivered by a team of three over ten weeks, divided into three parts: mobile application, edge AI and Raspberry Pi system, and data, knowledge base and testing.</w:t>
+      </w:r>
+    </w:p>
+    <w:p>
+      <w:pPr>
+        <w:pStyle w:val="Heading2"/>
+        <w:rPr>
+          <w:b/>
+          <w:bCs/>
+        </w:rPr>
+      </w:pPr>
+      <w:r>
+        <w:rPr>
+          <w:b/>
+          <w:bCs/>
+        </w:rPr>
+        <w:t>Why it matters</w:t>
+      </w:r>
+    </w:p>
+    <w:p>
+      <w:r>
+        <w:t>Running AI on low-power Arm devices keeps user data private, works without an internet connection, and demonstrates how edge computing can support sustainability goals.</w:t>
+      </w:r>
+    </w:p>
+    <w:p>
+      <w:pPr>
+        <w:rPr>
+          <w:sz w:val="32"/>
+          <w:szCs w:val="32"/>
+          <w:lang w:val="en-US"/>
+        </w:rPr>
+      </w:pPr>
+      <w:r>
+        <w:rPr>
+          <w:lang w:val="en-US"/>
+        </w:rPr>
+        <w:br w:type="page"/>
+      </w:r>
+    </w:p>
+    <w:p>
+      <w:pPr>
+        <w:pStyle w:val="Heading1"/>
+        <w:jc w:val="center"/>
+        <w:rPr>
+          <w:b/>
+          <w:bCs/>
+          <w:u w:val="single"/>
+          <w:lang w:val="en-US"/>
+        </w:rPr>
+      </w:pPr>
+      <w:r>
+        <w:rPr>
+          <w:b/>
+          <w:bCs/>
+          <w:u w:val="single"/>
+          <w:lang w:val="en-US"/>
+        </w:rPr>
+        <w:lastRenderedPageBreak/>
         <w:t>Week 1</w:t>
       </w:r>
     </w:p>
@@ -125,6 +391,915 @@
     </w:sectPr>
   </w:body>
 </w:document>
+</file>
+
+<file path=word/numbering.xml><?xml version="1.0" encoding="utf-8"?>
+<w:numbering xmlns:wpc="http://schemas.microsoft.com/office/word/2010/wordprocessingCanvas" xmlns:cx="http://schemas.microsoft.com/office/drawing/2014/chartex" xmlns:cx1="http://schemas.microsoft.com/office/drawing/2015/9/8/chartex" xmlns:cx2="http://schemas.microsoft.com/office/drawing/2015/10/21/chartex" xmlns:cx3="http://schemas.microsoft.com/office/drawing/2016/5/9/chartex" xmlns:cx4="http://schemas.microsoft.com/office/drawing/2016/5/10/chartex" xmlns:cx5="http://schemas.microsoft.com/office/drawing/2016/5/11/chartex" xmlns:cx6="http://schemas.microsoft.com/office/drawing/2016/5/12/chartex" xmlns:cx7="http://schemas.microsoft.com/office/drawing/2016/5/13/chartex" xmlns:cx8="http://schemas.microsoft.com/office/drawing/2016/5/14/chartex" xmlns:mc="http://schemas.openxmlformats.org/markup-compatibility/2006" xmlns:aink="http://schemas.microsoft.com/office/drawing/2016/ink" xmlns:am3d="http://schemas.microsoft.com/office/drawing/2017/model3d" xmlns:o="urn:schemas-microsoft-com:office:office" xmlns:oel="http://schemas.microsoft.com/office/2019/extlst" xmlns:r="http://schemas.openxmlformats.org/officeDocument/2006/relationships" xmlns:m="http://schemas.openxmlformats.org/officeDocument/2006/math" xmlns:v="urn:schemas-microsoft-com:vml" xmlns:wp14="http://schemas.microsoft.com/office/word/2010/wordprocessingDrawing" xmlns:wp="http://schemas.openxmlformats.org/drawingml/2006/wordprocessingDrawing" xmlns:w10="urn:schemas-microsoft-com:office:word" xmlns:w="http://schemas.openxmlformats.org/wordprocessingml/2006/main" xmlns:w14="http://schemas.microsoft.com/office/word/2010/wordml" xmlns:w15="http://schemas.microsoft.com/office/word/2012/wordml" xmlns:w16cex="http://schemas.microsoft.com/office/word/2018/wordml/cex" xmlns:w16cid="http://schemas.microsoft.com/office/word/2016/wordml/cid" xmlns:w16="http://schemas.microsoft.com/office/word/2018/wordml" xmlns:w16du="http://schemas.microsoft.com/office/word/2023/wordml/word16du" xmlns:w16sdtdh="http://schemas.microsoft.com/office/word/2020/wordml/sdtdatahash" xmlns:w16sdtfl="http://schemas.microsoft.com/office/word/2024/wordml/sdtformatlock" xmlns:w16se="http://schemas.microsoft.com/office/word/2015/wordml/symex" xmlns:wpg="http://schemas.microsoft.com/office/word/2010/wordprocessingGroup" xmlns:wpi="http://schemas.microsoft.com/office/word/2010/wordprocessingInk" xmlns:wne="http://schemas.microsoft.com/office/word/2006/wordml" xmlns:wps="http://schemas.microsoft.com/office/word/2010/wordprocessingShape" mc:Ignorable="w14 w15 w16se w16cid w16 w16cex w16sdtdh w16sdtfl w16du wp14">
+  <w:abstractNum w:abstractNumId="0" w15:restartNumberingAfterBreak="0">
+    <w:nsid w:val="06A91F4E"/>
+    <w:multiLevelType w:val="hybridMultilevel"/>
+    <w:tmpl w:val="74BCCFB2"/>
+    <w:lvl w:ilvl="0" w:tplc="08090001">
+      <w:start w:val="1"/>
+      <w:numFmt w:val="bullet"/>
+      <w:lvlText w:val=""/>
+      <w:lvlJc w:val="left"/>
+      <w:pPr>
+        <w:ind w:left="3600" w:hanging="360"/>
+      </w:pPr>
+      <w:rPr>
+        <w:rFonts w:ascii="Symbol" w:hAnsi="Symbol" w:hint="default"/>
+      </w:rPr>
+    </w:lvl>
+    <w:lvl w:ilvl="1" w:tplc="08090003" w:tentative="1">
+      <w:start w:val="1"/>
+      <w:numFmt w:val="bullet"/>
+      <w:lvlText w:val="o"/>
+      <w:lvlJc w:val="left"/>
+      <w:pPr>
+        <w:ind w:left="4320" w:hanging="360"/>
+      </w:pPr>
+      <w:rPr>
+        <w:rFonts w:ascii="Courier New" w:hAnsi="Courier New" w:cs="Courier New" w:hint="default"/>
+      </w:rPr>
+    </w:lvl>
+    <w:lvl w:ilvl="2" w:tplc="08090005" w:tentative="1">
+      <w:start w:val="1"/>
+      <w:numFmt w:val="bullet"/>
+      <w:lvlText w:val=""/>
+      <w:lvlJc w:val="left"/>
+      <w:pPr>
+        <w:ind w:left="5040" w:hanging="360"/>
+      </w:pPr>
+      <w:rPr>
+        <w:rFonts w:ascii="Wingdings" w:hAnsi="Wingdings" w:hint="default"/>
+      </w:rPr>
+    </w:lvl>
+    <w:lvl w:ilvl="3" w:tplc="08090001" w:tentative="1">
+      <w:start w:val="1"/>
+      <w:numFmt w:val="bullet"/>
+      <w:lvlText w:val=""/>
+      <w:lvlJc w:val="left"/>
+      <w:pPr>
+        <w:ind w:left="5760" w:hanging="360"/>
+      </w:pPr>
+      <w:rPr>
+        <w:rFonts w:ascii="Symbol" w:hAnsi="Symbol" w:hint="default"/>
+      </w:rPr>
+    </w:lvl>
+    <w:lvl w:ilvl="4" w:tplc="08090003" w:tentative="1">
+      <w:start w:val="1"/>
+      <w:numFmt w:val="bullet"/>
+      <w:lvlText w:val="o"/>
+      <w:lvlJc w:val="left"/>
+      <w:pPr>
+        <w:ind w:left="6480" w:hanging="360"/>
+      </w:pPr>
+      <w:rPr>
+        <w:rFonts w:ascii="Courier New" w:hAnsi="Courier New" w:cs="Courier New" w:hint="default"/>
+      </w:rPr>
+    </w:lvl>
+    <w:lvl w:ilvl="5" w:tplc="08090005" w:tentative="1">
+      <w:start w:val="1"/>
+      <w:numFmt w:val="bullet"/>
+      <w:lvlText w:val=""/>
+      <w:lvlJc w:val="left"/>
+      <w:pPr>
+        <w:ind w:left="7200" w:hanging="360"/>
+      </w:pPr>
+      <w:rPr>
+        <w:rFonts w:ascii="Wingdings" w:hAnsi="Wingdings" w:hint="default"/>
+      </w:rPr>
+    </w:lvl>
+    <w:lvl w:ilvl="6" w:tplc="08090001" w:tentative="1">
+      <w:start w:val="1"/>
+      <w:numFmt w:val="bullet"/>
+      <w:lvlText w:val=""/>
+      <w:lvlJc w:val="left"/>
+      <w:pPr>
+        <w:ind w:left="7920" w:hanging="360"/>
+      </w:pPr>
+      <w:rPr>
+        <w:rFonts w:ascii="Symbol" w:hAnsi="Symbol" w:hint="default"/>
+      </w:rPr>
+    </w:lvl>
+    <w:lvl w:ilvl="7" w:tplc="08090003" w:tentative="1">
+      <w:start w:val="1"/>
+      <w:numFmt w:val="bullet"/>
+      <w:lvlText w:val="o"/>
+      <w:lvlJc w:val="left"/>
+      <w:pPr>
+        <w:ind w:left="8640" w:hanging="360"/>
+      </w:pPr>
+      <w:rPr>
+        <w:rFonts w:ascii="Courier New" w:hAnsi="Courier New" w:cs="Courier New" w:hint="default"/>
+      </w:rPr>
+    </w:lvl>
+    <w:lvl w:ilvl="8" w:tplc="08090005" w:tentative="1">
+      <w:start w:val="1"/>
+      <w:numFmt w:val="bullet"/>
+      <w:lvlText w:val=""/>
+      <w:lvlJc w:val="left"/>
+      <w:pPr>
+        <w:ind w:left="9360" w:hanging="360"/>
+      </w:pPr>
+      <w:rPr>
+        <w:rFonts w:ascii="Wingdings" w:hAnsi="Wingdings" w:hint="default"/>
+      </w:rPr>
+    </w:lvl>
+  </w:abstractNum>
+  <w:abstractNum w:abstractNumId="1" w15:restartNumberingAfterBreak="0">
+    <w:nsid w:val="0EC95B20"/>
+    <w:multiLevelType w:val="hybridMultilevel"/>
+    <w:tmpl w:val="48A08DC2"/>
+    <w:lvl w:ilvl="0" w:tplc="08090001">
+      <w:start w:val="1"/>
+      <w:numFmt w:val="bullet"/>
+      <w:lvlText w:val=""/>
+      <w:lvlJc w:val="left"/>
+      <w:pPr>
+        <w:ind w:left="3600" w:hanging="360"/>
+      </w:pPr>
+      <w:rPr>
+        <w:rFonts w:ascii="Symbol" w:hAnsi="Symbol" w:hint="default"/>
+      </w:rPr>
+    </w:lvl>
+    <w:lvl w:ilvl="1" w:tplc="08090003" w:tentative="1">
+      <w:start w:val="1"/>
+      <w:numFmt w:val="bullet"/>
+      <w:lvlText w:val="o"/>
+      <w:lvlJc w:val="left"/>
+      <w:pPr>
+        <w:ind w:left="4320" w:hanging="360"/>
+      </w:pPr>
+      <w:rPr>
+        <w:rFonts w:ascii="Courier New" w:hAnsi="Courier New" w:cs="Courier New" w:hint="default"/>
+      </w:rPr>
+    </w:lvl>
+    <w:lvl w:ilvl="2" w:tplc="08090005" w:tentative="1">
+      <w:start w:val="1"/>
+      <w:numFmt w:val="bullet"/>
+      <w:lvlText w:val=""/>
+      <w:lvlJc w:val="left"/>
+      <w:pPr>
+        <w:ind w:left="5040" w:hanging="360"/>
+      </w:pPr>
+      <w:rPr>
+        <w:rFonts w:ascii="Wingdings" w:hAnsi="Wingdings" w:hint="default"/>
+      </w:rPr>
+    </w:lvl>
+    <w:lvl w:ilvl="3" w:tplc="08090001" w:tentative="1">
+      <w:start w:val="1"/>
+      <w:numFmt w:val="bullet"/>
+      <w:lvlText w:val=""/>
+      <w:lvlJc w:val="left"/>
+      <w:pPr>
+        <w:ind w:left="5760" w:hanging="360"/>
+      </w:pPr>
+      <w:rPr>
+        <w:rFonts w:ascii="Symbol" w:hAnsi="Symbol" w:hint="default"/>
+      </w:rPr>
+    </w:lvl>
+    <w:lvl w:ilvl="4" w:tplc="08090003" w:tentative="1">
+      <w:start w:val="1"/>
+      <w:numFmt w:val="bullet"/>
+      <w:lvlText w:val="o"/>
+      <w:lvlJc w:val="left"/>
+      <w:pPr>
+        <w:ind w:left="6480" w:hanging="360"/>
+      </w:pPr>
+      <w:rPr>
+        <w:rFonts w:ascii="Courier New" w:hAnsi="Courier New" w:cs="Courier New" w:hint="default"/>
+      </w:rPr>
+    </w:lvl>
+    <w:lvl w:ilvl="5" w:tplc="08090005" w:tentative="1">
+      <w:start w:val="1"/>
+      <w:numFmt w:val="bullet"/>
+      <w:lvlText w:val=""/>
+      <w:lvlJc w:val="left"/>
+      <w:pPr>
+        <w:ind w:left="7200" w:hanging="360"/>
+      </w:pPr>
+      <w:rPr>
+        <w:rFonts w:ascii="Wingdings" w:hAnsi="Wingdings" w:hint="default"/>
+      </w:rPr>
+    </w:lvl>
+    <w:lvl w:ilvl="6" w:tplc="08090001" w:tentative="1">
+      <w:start w:val="1"/>
+      <w:numFmt w:val="bullet"/>
+      <w:lvlText w:val=""/>
+      <w:lvlJc w:val="left"/>
+      <w:pPr>
+        <w:ind w:left="7920" w:hanging="360"/>
+      </w:pPr>
+      <w:rPr>
+        <w:rFonts w:ascii="Symbol" w:hAnsi="Symbol" w:hint="default"/>
+      </w:rPr>
+    </w:lvl>
+    <w:lvl w:ilvl="7" w:tplc="08090003" w:tentative="1">
+      <w:start w:val="1"/>
+      <w:numFmt w:val="bullet"/>
+      <w:lvlText w:val="o"/>
+      <w:lvlJc w:val="left"/>
+      <w:pPr>
+        <w:ind w:left="8640" w:hanging="360"/>
+      </w:pPr>
+      <w:rPr>
+        <w:rFonts w:ascii="Courier New" w:hAnsi="Courier New" w:cs="Courier New" w:hint="default"/>
+      </w:rPr>
+    </w:lvl>
+    <w:lvl w:ilvl="8" w:tplc="08090005" w:tentative="1">
+      <w:start w:val="1"/>
+      <w:numFmt w:val="bullet"/>
+      <w:lvlText w:val=""/>
+      <w:lvlJc w:val="left"/>
+      <w:pPr>
+        <w:ind w:left="9360" w:hanging="360"/>
+      </w:pPr>
+      <w:rPr>
+        <w:rFonts w:ascii="Wingdings" w:hAnsi="Wingdings" w:hint="default"/>
+      </w:rPr>
+    </w:lvl>
+  </w:abstractNum>
+  <w:abstractNum w:abstractNumId="2" w15:restartNumberingAfterBreak="0">
+    <w:nsid w:val="17A1322F"/>
+    <w:multiLevelType w:val="hybridMultilevel"/>
+    <w:tmpl w:val="FF808270"/>
+    <w:lvl w:ilvl="0" w:tplc="0809000F">
+      <w:start w:val="1"/>
+      <w:numFmt w:val="decimal"/>
+      <w:lvlText w:val="%1."/>
+      <w:lvlJc w:val="left"/>
+      <w:pPr>
+        <w:ind w:left="3600" w:hanging="360"/>
+      </w:pPr>
+    </w:lvl>
+    <w:lvl w:ilvl="1" w:tplc="08090019" w:tentative="1">
+      <w:start w:val="1"/>
+      <w:numFmt w:val="lowerLetter"/>
+      <w:lvlText w:val="%2."/>
+      <w:lvlJc w:val="left"/>
+      <w:pPr>
+        <w:ind w:left="4320" w:hanging="360"/>
+      </w:pPr>
+    </w:lvl>
+    <w:lvl w:ilvl="2" w:tplc="0809001B" w:tentative="1">
+      <w:start w:val="1"/>
+      <w:numFmt w:val="lowerRoman"/>
+      <w:lvlText w:val="%3."/>
+      <w:lvlJc w:val="right"/>
+      <w:pPr>
+        <w:ind w:left="5040" w:hanging="180"/>
+      </w:pPr>
+    </w:lvl>
+    <w:lvl w:ilvl="3" w:tplc="0809000F" w:tentative="1">
+      <w:start w:val="1"/>
+      <w:numFmt w:val="decimal"/>
+      <w:lvlText w:val="%4."/>
+      <w:lvlJc w:val="left"/>
+      <w:pPr>
+        <w:ind w:left="5760" w:hanging="360"/>
+      </w:pPr>
+    </w:lvl>
+    <w:lvl w:ilvl="4" w:tplc="08090019" w:tentative="1">
+      <w:start w:val="1"/>
+      <w:numFmt w:val="lowerLetter"/>
+      <w:lvlText w:val="%5."/>
+      <w:lvlJc w:val="left"/>
+      <w:pPr>
+        <w:ind w:left="6480" w:hanging="360"/>
+      </w:pPr>
+    </w:lvl>
+    <w:lvl w:ilvl="5" w:tplc="0809001B" w:tentative="1">
+      <w:start w:val="1"/>
+      <w:numFmt w:val="lowerRoman"/>
+      <w:lvlText w:val="%6."/>
+      <w:lvlJc w:val="right"/>
+      <w:pPr>
+        <w:ind w:left="7200" w:hanging="180"/>
+      </w:pPr>
+    </w:lvl>
+    <w:lvl w:ilvl="6" w:tplc="0809000F" w:tentative="1">
+      <w:start w:val="1"/>
+      <w:numFmt w:val="decimal"/>
+      <w:lvlText w:val="%7."/>
+      <w:lvlJc w:val="left"/>
+      <w:pPr>
+        <w:ind w:left="7920" w:hanging="360"/>
+      </w:pPr>
+    </w:lvl>
+    <w:lvl w:ilvl="7" w:tplc="08090019" w:tentative="1">
+      <w:start w:val="1"/>
+      <w:numFmt w:val="lowerLetter"/>
+      <w:lvlText w:val="%8."/>
+      <w:lvlJc w:val="left"/>
+      <w:pPr>
+        <w:ind w:left="8640" w:hanging="360"/>
+      </w:pPr>
+    </w:lvl>
+    <w:lvl w:ilvl="8" w:tplc="0809001B" w:tentative="1">
+      <w:start w:val="1"/>
+      <w:numFmt w:val="lowerRoman"/>
+      <w:lvlText w:val="%9."/>
+      <w:lvlJc w:val="right"/>
+      <w:pPr>
+        <w:ind w:left="9360" w:hanging="180"/>
+      </w:pPr>
+    </w:lvl>
+  </w:abstractNum>
+  <w:abstractNum w:abstractNumId="3" w15:restartNumberingAfterBreak="0">
+    <w:nsid w:val="28A04851"/>
+    <w:multiLevelType w:val="hybridMultilevel"/>
+    <w:tmpl w:val="FBBACE3E"/>
+    <w:lvl w:ilvl="0" w:tplc="08090001">
+      <w:start w:val="1"/>
+      <w:numFmt w:val="bullet"/>
+      <w:lvlText w:val=""/>
+      <w:lvlJc w:val="left"/>
+      <w:pPr>
+        <w:ind w:left="3600" w:hanging="360"/>
+      </w:pPr>
+      <w:rPr>
+        <w:rFonts w:ascii="Symbol" w:hAnsi="Symbol" w:hint="default"/>
+      </w:rPr>
+    </w:lvl>
+    <w:lvl w:ilvl="1" w:tplc="08090003" w:tentative="1">
+      <w:start w:val="1"/>
+      <w:numFmt w:val="bullet"/>
+      <w:lvlText w:val="o"/>
+      <w:lvlJc w:val="left"/>
+      <w:pPr>
+        <w:ind w:left="4320" w:hanging="360"/>
+      </w:pPr>
+      <w:rPr>
+        <w:rFonts w:ascii="Courier New" w:hAnsi="Courier New" w:cs="Courier New" w:hint="default"/>
+      </w:rPr>
+    </w:lvl>
+    <w:lvl w:ilvl="2" w:tplc="08090005" w:tentative="1">
+      <w:start w:val="1"/>
+      <w:numFmt w:val="bullet"/>
+      <w:lvlText w:val=""/>
+      <w:lvlJc w:val="left"/>
+      <w:pPr>
+        <w:ind w:left="5040" w:hanging="360"/>
+      </w:pPr>
+      <w:rPr>
+        <w:rFonts w:ascii="Wingdings" w:hAnsi="Wingdings" w:hint="default"/>
+      </w:rPr>
+    </w:lvl>
+    <w:lvl w:ilvl="3" w:tplc="08090001" w:tentative="1">
+      <w:start w:val="1"/>
+      <w:numFmt w:val="bullet"/>
+      <w:lvlText w:val=""/>
+      <w:lvlJc w:val="left"/>
+      <w:pPr>
+        <w:ind w:left="5760" w:hanging="360"/>
+      </w:pPr>
+      <w:rPr>
+        <w:rFonts w:ascii="Symbol" w:hAnsi="Symbol" w:hint="default"/>
+      </w:rPr>
+    </w:lvl>
+    <w:lvl w:ilvl="4" w:tplc="08090003" w:tentative="1">
+      <w:start w:val="1"/>
+      <w:numFmt w:val="bullet"/>
+      <w:lvlText w:val="o"/>
+      <w:lvlJc w:val="left"/>
+      <w:pPr>
+        <w:ind w:left="6480" w:hanging="360"/>
+      </w:pPr>
+      <w:rPr>
+        <w:rFonts w:ascii="Courier New" w:hAnsi="Courier New" w:cs="Courier New" w:hint="default"/>
+      </w:rPr>
+    </w:lvl>
+    <w:lvl w:ilvl="5" w:tplc="08090005" w:tentative="1">
+      <w:start w:val="1"/>
+      <w:numFmt w:val="bullet"/>
+      <w:lvlText w:val=""/>
+      <w:lvlJc w:val="left"/>
+      <w:pPr>
+        <w:ind w:left="7200" w:hanging="360"/>
+      </w:pPr>
+      <w:rPr>
+        <w:rFonts w:ascii="Wingdings" w:hAnsi="Wingdings" w:hint="default"/>
+      </w:rPr>
+    </w:lvl>
+    <w:lvl w:ilvl="6" w:tplc="08090001" w:tentative="1">
+      <w:start w:val="1"/>
+      <w:numFmt w:val="bullet"/>
+      <w:lvlText w:val=""/>
+      <w:lvlJc w:val="left"/>
+      <w:pPr>
+        <w:ind w:left="7920" w:hanging="360"/>
+      </w:pPr>
+      <w:rPr>
+        <w:rFonts w:ascii="Symbol" w:hAnsi="Symbol" w:hint="default"/>
+      </w:rPr>
+    </w:lvl>
+    <w:lvl w:ilvl="7" w:tplc="08090003" w:tentative="1">
+      <w:start w:val="1"/>
+      <w:numFmt w:val="bullet"/>
+      <w:lvlText w:val="o"/>
+      <w:lvlJc w:val="left"/>
+      <w:pPr>
+        <w:ind w:left="8640" w:hanging="360"/>
+      </w:pPr>
+      <w:rPr>
+        <w:rFonts w:ascii="Courier New" w:hAnsi="Courier New" w:cs="Courier New" w:hint="default"/>
+      </w:rPr>
+    </w:lvl>
+    <w:lvl w:ilvl="8" w:tplc="08090005" w:tentative="1">
+      <w:start w:val="1"/>
+      <w:numFmt w:val="bullet"/>
+      <w:lvlText w:val=""/>
+      <w:lvlJc w:val="left"/>
+      <w:pPr>
+        <w:ind w:left="9360" w:hanging="360"/>
+      </w:pPr>
+      <w:rPr>
+        <w:rFonts w:ascii="Wingdings" w:hAnsi="Wingdings" w:hint="default"/>
+      </w:rPr>
+    </w:lvl>
+  </w:abstractNum>
+  <w:abstractNum w:abstractNumId="4" w15:restartNumberingAfterBreak="0">
+    <w:nsid w:val="30D64DFD"/>
+    <w:multiLevelType w:val="hybridMultilevel"/>
+    <w:tmpl w:val="4D6EFF00"/>
+    <w:lvl w:ilvl="0" w:tplc="08090001">
+      <w:start w:val="1"/>
+      <w:numFmt w:val="bullet"/>
+      <w:lvlText w:val=""/>
+      <w:lvlJc w:val="left"/>
+      <w:pPr>
+        <w:ind w:left="3600" w:hanging="360"/>
+      </w:pPr>
+      <w:rPr>
+        <w:rFonts w:ascii="Symbol" w:hAnsi="Symbol" w:hint="default"/>
+      </w:rPr>
+    </w:lvl>
+    <w:lvl w:ilvl="1" w:tplc="08090003" w:tentative="1">
+      <w:start w:val="1"/>
+      <w:numFmt w:val="bullet"/>
+      <w:lvlText w:val="o"/>
+      <w:lvlJc w:val="left"/>
+      <w:pPr>
+        <w:ind w:left="4320" w:hanging="360"/>
+      </w:pPr>
+      <w:rPr>
+        <w:rFonts w:ascii="Courier New" w:hAnsi="Courier New" w:cs="Courier New" w:hint="default"/>
+      </w:rPr>
+    </w:lvl>
+    <w:lvl w:ilvl="2" w:tplc="08090005" w:tentative="1">
+      <w:start w:val="1"/>
+      <w:numFmt w:val="bullet"/>
+      <w:lvlText w:val=""/>
+      <w:lvlJc w:val="left"/>
+      <w:pPr>
+        <w:ind w:left="5040" w:hanging="360"/>
+      </w:pPr>
+      <w:rPr>
+        <w:rFonts w:ascii="Wingdings" w:hAnsi="Wingdings" w:hint="default"/>
+      </w:rPr>
+    </w:lvl>
+    <w:lvl w:ilvl="3" w:tplc="08090001" w:tentative="1">
+      <w:start w:val="1"/>
+      <w:numFmt w:val="bullet"/>
+      <w:lvlText w:val=""/>
+      <w:lvlJc w:val="left"/>
+      <w:pPr>
+        <w:ind w:left="5760" w:hanging="360"/>
+      </w:pPr>
+      <w:rPr>
+        <w:rFonts w:ascii="Symbol" w:hAnsi="Symbol" w:hint="default"/>
+      </w:rPr>
+    </w:lvl>
+    <w:lvl w:ilvl="4" w:tplc="08090003" w:tentative="1">
+      <w:start w:val="1"/>
+      <w:numFmt w:val="bullet"/>
+      <w:lvlText w:val="o"/>
+      <w:lvlJc w:val="left"/>
+      <w:pPr>
+        <w:ind w:left="6480" w:hanging="360"/>
+      </w:pPr>
+      <w:rPr>
+        <w:rFonts w:ascii="Courier New" w:hAnsi="Courier New" w:cs="Courier New" w:hint="default"/>
+      </w:rPr>
+    </w:lvl>
+    <w:lvl w:ilvl="5" w:tplc="08090005" w:tentative="1">
+      <w:start w:val="1"/>
+      <w:numFmt w:val="bullet"/>
+      <w:lvlText w:val=""/>
+      <w:lvlJc w:val="left"/>
+      <w:pPr>
+        <w:ind w:left="7200" w:hanging="360"/>
+      </w:pPr>
+      <w:rPr>
+        <w:rFonts w:ascii="Wingdings" w:hAnsi="Wingdings" w:hint="default"/>
+      </w:rPr>
+    </w:lvl>
+    <w:lvl w:ilvl="6" w:tplc="08090001" w:tentative="1">
+      <w:start w:val="1"/>
+      <w:numFmt w:val="bullet"/>
+      <w:lvlText w:val=""/>
+      <w:lvlJc w:val="left"/>
+      <w:pPr>
+        <w:ind w:left="7920" w:hanging="360"/>
+      </w:pPr>
+      <w:rPr>
+        <w:rFonts w:ascii="Symbol" w:hAnsi="Symbol" w:hint="default"/>
+      </w:rPr>
+    </w:lvl>
+    <w:lvl w:ilvl="7" w:tplc="08090003" w:tentative="1">
+      <w:start w:val="1"/>
+      <w:numFmt w:val="bullet"/>
+      <w:lvlText w:val="o"/>
+      <w:lvlJc w:val="left"/>
+      <w:pPr>
+        <w:ind w:left="8640" w:hanging="360"/>
+      </w:pPr>
+      <w:rPr>
+        <w:rFonts w:ascii="Courier New" w:hAnsi="Courier New" w:cs="Courier New" w:hint="default"/>
+      </w:rPr>
+    </w:lvl>
+    <w:lvl w:ilvl="8" w:tplc="08090005" w:tentative="1">
+      <w:start w:val="1"/>
+      <w:numFmt w:val="bullet"/>
+      <w:lvlText w:val=""/>
+      <w:lvlJc w:val="left"/>
+      <w:pPr>
+        <w:ind w:left="9360" w:hanging="360"/>
+      </w:pPr>
+      <w:rPr>
+        <w:rFonts w:ascii="Wingdings" w:hAnsi="Wingdings" w:hint="default"/>
+      </w:rPr>
+    </w:lvl>
+  </w:abstractNum>
+  <w:abstractNum w:abstractNumId="5" w15:restartNumberingAfterBreak="0">
+    <w:nsid w:val="57EB2062"/>
+    <w:multiLevelType w:val="hybridMultilevel"/>
+    <w:tmpl w:val="15A600B4"/>
+    <w:lvl w:ilvl="0" w:tplc="08090001">
+      <w:start w:val="1"/>
+      <w:numFmt w:val="bullet"/>
+      <w:lvlText w:val=""/>
+      <w:lvlJc w:val="left"/>
+      <w:pPr>
+        <w:ind w:left="3600" w:hanging="360"/>
+      </w:pPr>
+      <w:rPr>
+        <w:rFonts w:ascii="Symbol" w:hAnsi="Symbol" w:hint="default"/>
+      </w:rPr>
+    </w:lvl>
+    <w:lvl w:ilvl="1" w:tplc="08090003" w:tentative="1">
+      <w:start w:val="1"/>
+      <w:numFmt w:val="bullet"/>
+      <w:lvlText w:val="o"/>
+      <w:lvlJc w:val="left"/>
+      <w:pPr>
+        <w:ind w:left="4320" w:hanging="360"/>
+      </w:pPr>
+      <w:rPr>
+        <w:rFonts w:ascii="Courier New" w:hAnsi="Courier New" w:cs="Courier New" w:hint="default"/>
+      </w:rPr>
+    </w:lvl>
+    <w:lvl w:ilvl="2" w:tplc="08090005" w:tentative="1">
+      <w:start w:val="1"/>
+      <w:numFmt w:val="bullet"/>
+      <w:lvlText w:val=""/>
+      <w:lvlJc w:val="left"/>
+      <w:pPr>
+        <w:ind w:left="5040" w:hanging="360"/>
+      </w:pPr>
+      <w:rPr>
+        <w:rFonts w:ascii="Wingdings" w:hAnsi="Wingdings" w:hint="default"/>
+      </w:rPr>
+    </w:lvl>
+    <w:lvl w:ilvl="3" w:tplc="08090001" w:tentative="1">
+      <w:start w:val="1"/>
+      <w:numFmt w:val="bullet"/>
+      <w:lvlText w:val=""/>
+      <w:lvlJc w:val="left"/>
+      <w:pPr>
+        <w:ind w:left="5760" w:hanging="360"/>
+      </w:pPr>
+      <w:rPr>
+        <w:rFonts w:ascii="Symbol" w:hAnsi="Symbol" w:hint="default"/>
+      </w:rPr>
+    </w:lvl>
+    <w:lvl w:ilvl="4" w:tplc="08090003" w:tentative="1">
+      <w:start w:val="1"/>
+      <w:numFmt w:val="bullet"/>
+      <w:lvlText w:val="o"/>
+      <w:lvlJc w:val="left"/>
+      <w:pPr>
+        <w:ind w:left="6480" w:hanging="360"/>
+      </w:pPr>
+      <w:rPr>
+        <w:rFonts w:ascii="Courier New" w:hAnsi="Courier New" w:cs="Courier New" w:hint="default"/>
+      </w:rPr>
+    </w:lvl>
+    <w:lvl w:ilvl="5" w:tplc="08090005" w:tentative="1">
+      <w:start w:val="1"/>
+      <w:numFmt w:val="bullet"/>
+      <w:lvlText w:val=""/>
+      <w:lvlJc w:val="left"/>
+      <w:pPr>
+        <w:ind w:left="7200" w:hanging="360"/>
+      </w:pPr>
+      <w:rPr>
+        <w:rFonts w:ascii="Wingdings" w:hAnsi="Wingdings" w:hint="default"/>
+      </w:rPr>
+    </w:lvl>
+    <w:lvl w:ilvl="6" w:tplc="08090001" w:tentative="1">
+      <w:start w:val="1"/>
+      <w:numFmt w:val="bullet"/>
+      <w:lvlText w:val=""/>
+      <w:lvlJc w:val="left"/>
+      <w:pPr>
+        <w:ind w:left="7920" w:hanging="360"/>
+      </w:pPr>
+      <w:rPr>
+        <w:rFonts w:ascii="Symbol" w:hAnsi="Symbol" w:hint="default"/>
+      </w:rPr>
+    </w:lvl>
+    <w:lvl w:ilvl="7" w:tplc="08090003" w:tentative="1">
+      <w:start w:val="1"/>
+      <w:numFmt w:val="bullet"/>
+      <w:lvlText w:val="o"/>
+      <w:lvlJc w:val="left"/>
+      <w:pPr>
+        <w:ind w:left="8640" w:hanging="360"/>
+      </w:pPr>
+      <w:rPr>
+        <w:rFonts w:ascii="Courier New" w:hAnsi="Courier New" w:cs="Courier New" w:hint="default"/>
+      </w:rPr>
+    </w:lvl>
+    <w:lvl w:ilvl="8" w:tplc="08090005" w:tentative="1">
+      <w:start w:val="1"/>
+      <w:numFmt w:val="bullet"/>
+      <w:lvlText w:val=""/>
+      <w:lvlJc w:val="left"/>
+      <w:pPr>
+        <w:ind w:left="9360" w:hanging="360"/>
+      </w:pPr>
+      <w:rPr>
+        <w:rFonts w:ascii="Wingdings" w:hAnsi="Wingdings" w:hint="default"/>
+      </w:rPr>
+    </w:lvl>
+  </w:abstractNum>
+  <w:abstractNum w:abstractNumId="6" w15:restartNumberingAfterBreak="0">
+    <w:nsid w:val="63975D90"/>
+    <w:multiLevelType w:val="multilevel"/>
+    <w:tmpl w:val="57B669C2"/>
+    <w:lvl w:ilvl="0">
+      <w:start w:val="1"/>
+      <w:numFmt w:val="bullet"/>
+      <w:lvlText w:val=""/>
+      <w:lvlJc w:val="left"/>
+      <w:pPr>
+        <w:tabs>
+          <w:tab w:val="num" w:pos="720"/>
+        </w:tabs>
+        <w:ind w:left="720" w:hanging="360"/>
+      </w:pPr>
+      <w:rPr>
+        <w:rFonts w:ascii="Symbol" w:hAnsi="Symbol" w:hint="default"/>
+      </w:rPr>
+    </w:lvl>
+    <w:lvl w:ilvl="1" w:tentative="1">
+      <w:start w:val="1"/>
+      <w:numFmt w:val="decimal"/>
+      <w:lvlText w:val="%2."/>
+      <w:lvlJc w:val="left"/>
+      <w:pPr>
+        <w:tabs>
+          <w:tab w:val="num" w:pos="1440"/>
+        </w:tabs>
+        <w:ind w:left="1440" w:hanging="360"/>
+      </w:pPr>
+    </w:lvl>
+    <w:lvl w:ilvl="2" w:tentative="1">
+      <w:start w:val="1"/>
+      <w:numFmt w:val="decimal"/>
+      <w:lvlText w:val="%3."/>
+      <w:lvlJc w:val="left"/>
+      <w:pPr>
+        <w:tabs>
+          <w:tab w:val="num" w:pos="2160"/>
+        </w:tabs>
+        <w:ind w:left="2160" w:hanging="360"/>
+      </w:pPr>
+    </w:lvl>
+    <w:lvl w:ilvl="3" w:tentative="1">
+      <w:start w:val="1"/>
+      <w:numFmt w:val="decimal"/>
+      <w:lvlText w:val="%4."/>
+      <w:lvlJc w:val="left"/>
+      <w:pPr>
+        <w:tabs>
+          <w:tab w:val="num" w:pos="2880"/>
+        </w:tabs>
+        <w:ind w:left="2880" w:hanging="360"/>
+      </w:pPr>
+    </w:lvl>
+    <w:lvl w:ilvl="4" w:tentative="1">
+      <w:start w:val="1"/>
+      <w:numFmt w:val="decimal"/>
+      <w:lvlText w:val="%5."/>
+      <w:lvlJc w:val="left"/>
+      <w:pPr>
+        <w:tabs>
+          <w:tab w:val="num" w:pos="3600"/>
+        </w:tabs>
+        <w:ind w:left="3600" w:hanging="360"/>
+      </w:pPr>
+    </w:lvl>
+    <w:lvl w:ilvl="5" w:tentative="1">
+      <w:start w:val="1"/>
+      <w:numFmt w:val="decimal"/>
+      <w:lvlText w:val="%6."/>
+      <w:lvlJc w:val="left"/>
+      <w:pPr>
+        <w:tabs>
+          <w:tab w:val="num" w:pos="4320"/>
+        </w:tabs>
+        <w:ind w:left="4320" w:hanging="360"/>
+      </w:pPr>
+    </w:lvl>
+    <w:lvl w:ilvl="6" w:tentative="1">
+      <w:start w:val="1"/>
+      <w:numFmt w:val="decimal"/>
+      <w:lvlText w:val="%7."/>
+      <w:lvlJc w:val="left"/>
+      <w:pPr>
+        <w:tabs>
+          <w:tab w:val="num" w:pos="5040"/>
+        </w:tabs>
+        <w:ind w:left="5040" w:hanging="360"/>
+      </w:pPr>
+    </w:lvl>
+    <w:lvl w:ilvl="7" w:tentative="1">
+      <w:start w:val="1"/>
+      <w:numFmt w:val="decimal"/>
+      <w:lvlText w:val="%8."/>
+      <w:lvlJc w:val="left"/>
+      <w:pPr>
+        <w:tabs>
+          <w:tab w:val="num" w:pos="5760"/>
+        </w:tabs>
+        <w:ind w:left="5760" w:hanging="360"/>
+      </w:pPr>
+    </w:lvl>
+    <w:lvl w:ilvl="8" w:tentative="1">
+      <w:start w:val="1"/>
+      <w:numFmt w:val="decimal"/>
+      <w:lvlText w:val="%9."/>
+      <w:lvlJc w:val="left"/>
+      <w:pPr>
+        <w:tabs>
+          <w:tab w:val="num" w:pos="6480"/>
+        </w:tabs>
+        <w:ind w:left="6480" w:hanging="360"/>
+      </w:pPr>
+    </w:lvl>
+  </w:abstractNum>
+  <w:abstractNum w:abstractNumId="7" w15:restartNumberingAfterBreak="0">
+    <w:nsid w:val="6AFC0EC4"/>
+    <w:multiLevelType w:val="hybridMultilevel"/>
+    <w:tmpl w:val="5EE4C406"/>
+    <w:lvl w:ilvl="0" w:tplc="08090001">
+      <w:start w:val="1"/>
+      <w:numFmt w:val="bullet"/>
+      <w:lvlText w:val=""/>
+      <w:lvlJc w:val="left"/>
+      <w:pPr>
+        <w:ind w:left="720" w:hanging="360"/>
+      </w:pPr>
+      <w:rPr>
+        <w:rFonts w:ascii="Symbol" w:hAnsi="Symbol" w:hint="default"/>
+      </w:rPr>
+    </w:lvl>
+    <w:lvl w:ilvl="1" w:tplc="08090003" w:tentative="1">
+      <w:start w:val="1"/>
+      <w:numFmt w:val="bullet"/>
+      <w:lvlText w:val="o"/>
+      <w:lvlJc w:val="left"/>
+      <w:pPr>
+        <w:ind w:left="1440" w:hanging="360"/>
+      </w:pPr>
+      <w:rPr>
+        <w:rFonts w:ascii="Courier New" w:hAnsi="Courier New" w:cs="Courier New" w:hint="default"/>
+      </w:rPr>
+    </w:lvl>
+    <w:lvl w:ilvl="2" w:tplc="08090005" w:tentative="1">
+      <w:start w:val="1"/>
+      <w:numFmt w:val="bullet"/>
+      <w:lvlText w:val=""/>
+      <w:lvlJc w:val="left"/>
+      <w:pPr>
+        <w:ind w:left="2160" w:hanging="360"/>
+      </w:pPr>
+      <w:rPr>
+        <w:rFonts w:ascii="Wingdings" w:hAnsi="Wingdings" w:hint="default"/>
+      </w:rPr>
+    </w:lvl>
+    <w:lvl w:ilvl="3" w:tplc="08090001" w:tentative="1">
+      <w:start w:val="1"/>
+      <w:numFmt w:val="bullet"/>
+      <w:lvlText w:val=""/>
+      <w:lvlJc w:val="left"/>
+      <w:pPr>
+        <w:ind w:left="2880" w:hanging="360"/>
+      </w:pPr>
+      <w:rPr>
+        <w:rFonts w:ascii="Symbol" w:hAnsi="Symbol" w:hint="default"/>
+      </w:rPr>
+    </w:lvl>
+    <w:lvl w:ilvl="4" w:tplc="08090003" w:tentative="1">
+      <w:start w:val="1"/>
+      <w:numFmt w:val="bullet"/>
+      <w:lvlText w:val="o"/>
+      <w:lvlJc w:val="left"/>
+      <w:pPr>
+        <w:ind w:left="3600" w:hanging="360"/>
+      </w:pPr>
+      <w:rPr>
+        <w:rFonts w:ascii="Courier New" w:hAnsi="Courier New" w:cs="Courier New" w:hint="default"/>
+      </w:rPr>
+    </w:lvl>
+    <w:lvl w:ilvl="5" w:tplc="08090005" w:tentative="1">
+      <w:start w:val="1"/>
+      <w:numFmt w:val="bullet"/>
+      <w:lvlText w:val=""/>
+      <w:lvlJc w:val="left"/>
+      <w:pPr>
+        <w:ind w:left="4320" w:hanging="360"/>
+      </w:pPr>
+      <w:rPr>
+        <w:rFonts w:ascii="Wingdings" w:hAnsi="Wingdings" w:hint="default"/>
+      </w:rPr>
+    </w:lvl>
+    <w:lvl w:ilvl="6" w:tplc="08090001" w:tentative="1">
+      <w:start w:val="1"/>
+      <w:numFmt w:val="bullet"/>
+      <w:lvlText w:val=""/>
+      <w:lvlJc w:val="left"/>
+      <w:pPr>
+        <w:ind w:left="5040" w:hanging="360"/>
+      </w:pPr>
+      <w:rPr>
+        <w:rFonts w:ascii="Symbol" w:hAnsi="Symbol" w:hint="default"/>
+      </w:rPr>
+    </w:lvl>
+    <w:lvl w:ilvl="7" w:tplc="08090003" w:tentative="1">
+      <w:start w:val="1"/>
+      <w:numFmt w:val="bullet"/>
+      <w:lvlText w:val="o"/>
+      <w:lvlJc w:val="left"/>
+      <w:pPr>
+        <w:ind w:left="5760" w:hanging="360"/>
+      </w:pPr>
+      <w:rPr>
+        <w:rFonts w:ascii="Courier New" w:hAnsi="Courier New" w:cs="Courier New" w:hint="default"/>
+      </w:rPr>
+    </w:lvl>
+    <w:lvl w:ilvl="8" w:tplc="08090005" w:tentative="1">
+      <w:start w:val="1"/>
+      <w:numFmt w:val="bullet"/>
+      <w:lvlText w:val=""/>
+      <w:lvlJc w:val="left"/>
+      <w:pPr>
+        <w:ind w:left="6480" w:hanging="360"/>
+      </w:pPr>
+      <w:rPr>
+        <w:rFonts w:ascii="Wingdings" w:hAnsi="Wingdings" w:hint="default"/>
+      </w:rPr>
+    </w:lvl>
+  </w:abstractNum>
+  <w:num w:numId="1" w16cid:durableId="1730809420">
+    <w:abstractNumId w:val="3"/>
+  </w:num>
+  <w:num w:numId="2" w16cid:durableId="1322849754">
+    <w:abstractNumId w:val="1"/>
+  </w:num>
+  <w:num w:numId="3" w16cid:durableId="2054848097">
+    <w:abstractNumId w:val="2"/>
+  </w:num>
+  <w:num w:numId="4" w16cid:durableId="1939098821">
+    <w:abstractNumId w:val="5"/>
+  </w:num>
+  <w:num w:numId="5" w16cid:durableId="526793128">
+    <w:abstractNumId w:val="4"/>
+  </w:num>
+  <w:num w:numId="6" w16cid:durableId="1084955616">
+    <w:abstractNumId w:val="0"/>
+  </w:num>
+  <w:num w:numId="7" w16cid:durableId="1635405010">
+    <w:abstractNumId w:val="7"/>
+  </w:num>
+  <w:num w:numId="8" w16cid:durableId="645627089">
+    <w:abstractNumId w:val="6"/>
+  </w:num>
+</w:numbering>
 </file>
 
 <file path=word/styles.xml><?xml version="1.0" encoding="utf-8"?>

--- a/Log Book.docx
+++ b/Log Book.docx
@@ -382,7 +382,204 @@
         <w:t>Started searching for existing waste image datasets and gathering information on UK recycling categories.</w:t>
       </w:r>
     </w:p>
+    <w:p>
+      <w:r>
+        <w:br w:type="page"/>
+      </w:r>
+    </w:p>
+    <w:p>
+      <w:pPr>
+        <w:pStyle w:val="Heading1"/>
+        <w:jc w:val="center"/>
+        <w:rPr>
+          <w:b/>
+          <w:bCs/>
+          <w:u w:val="single"/>
+        </w:rPr>
+      </w:pPr>
+      <w:r>
+        <w:rPr>
+          <w:b/>
+          <w:bCs/>
+          <w:u w:val="single"/>
+        </w:rPr>
+        <w:lastRenderedPageBreak/>
+        <w:t>Week 2</w:t>
+      </w:r>
+    </w:p>
     <w:p/>
+    <w:p>
+      <w:pPr>
+        <w:pStyle w:val="Heading2"/>
+      </w:pPr>
+      <w:r>
+        <w:t>Part 1: Mobile App (Sanjeev)</w:t>
+      </w:r>
+    </w:p>
+    <w:p>
+      <w:pPr>
+        <w:pStyle w:val="ListParagraph"/>
+        <w:numPr>
+          <w:ilvl w:val="0"/>
+          <w:numId w:val="9"/>
+        </w:numPr>
+        <w:jc w:val="both"/>
+      </w:pPr>
+      <w:r>
+        <w:t>Sketch wireframes for the three main screens: home, scan and result.</w:t>
+      </w:r>
+    </w:p>
+    <w:p>
+      <w:pPr>
+        <w:pStyle w:val="ListParagraph"/>
+        <w:numPr>
+          <w:ilvl w:val="0"/>
+          <w:numId w:val="9"/>
+        </w:numPr>
+        <w:jc w:val="both"/>
+      </w:pPr>
+      <w:r>
+        <w:t>Design the result screen around the nine waste classes, showing the item category, which bin it goes in, and space for Llama's disposal advice.</w:t>
+      </w:r>
+    </w:p>
+    <w:p>
+      <w:pPr>
+        <w:pStyle w:val="ListParagraph"/>
+        <w:numPr>
+          <w:ilvl w:val="0"/>
+          <w:numId w:val="9"/>
+        </w:numPr>
+        <w:jc w:val="both"/>
+      </w:pPr>
+      <w:r>
+        <w:t>Build a simple one-screen test app and run it on your phone to confirm the development setup works.</w:t>
+      </w:r>
+    </w:p>
+    <w:p>
+      <w:pPr>
+        <w:jc w:val="both"/>
+      </w:pPr>
+    </w:p>
+    <w:p>
+      <w:pPr>
+        <w:pStyle w:val="Heading2"/>
+      </w:pPr>
+      <w:r>
+        <w:t>Part 2: Tanveer and Smarika (Joint Data Analysis)</w:t>
+      </w:r>
+    </w:p>
+    <w:p>
+      <w:pPr>
+        <w:pStyle w:val="Heading3"/>
+      </w:pPr>
+      <w:r>
+        <w:t>Technical Analysis (Tanveer)</w:t>
+      </w:r>
+    </w:p>
+    <w:p>
+      <w:pPr>
+        <w:pStyle w:val="ListParagraph"/>
+        <w:numPr>
+          <w:ilvl w:val="0"/>
+          <w:numId w:val="10"/>
+        </w:numPr>
+      </w:pPr>
+      <w:r>
+        <w:t>Count total images and images per class, and plot the class distribution.</w:t>
+      </w:r>
+    </w:p>
+    <w:p>
+      <w:pPr>
+        <w:pStyle w:val="ListParagraph"/>
+        <w:numPr>
+          <w:ilvl w:val="0"/>
+          <w:numId w:val="10"/>
+        </w:numPr>
+      </w:pPr>
+      <w:r>
+        <w:t>Check image sizes, resolutions and file formats.</w:t>
+      </w:r>
+    </w:p>
+    <w:p>
+      <w:pPr>
+        <w:pStyle w:val="ListParagraph"/>
+        <w:numPr>
+          <w:ilvl w:val="0"/>
+          <w:numId w:val="10"/>
+        </w:numPr>
+      </w:pPr>
+      <w:r>
+        <w:t>Find corrupted files and duplicate images.</w:t>
+      </w:r>
+    </w:p>
+    <w:p>
+      <w:pPr>
+        <w:pStyle w:val="ListParagraph"/>
+        <w:numPr>
+          <w:ilvl w:val="0"/>
+          <w:numId w:val="10"/>
+        </w:numPr>
+      </w:pPr>
+      <w:r>
+        <w:t>Prepare a training, validation and test split (e.g. 70/15/15).</w:t>
+      </w:r>
+    </w:p>
+    <w:p>
+      <w:pPr>
+        <w:pStyle w:val="Heading3"/>
+      </w:pPr>
+      <w:r>
+        <w:t>Visual Analysis (Smarika)</w:t>
+      </w:r>
+    </w:p>
+    <w:p>
+      <w:pPr>
+        <w:pStyle w:val="ListParagraph"/>
+        <w:numPr>
+          <w:ilvl w:val="0"/>
+          <w:numId w:val="12"/>
+        </w:numPr>
+      </w:pPr>
+      <w:r>
+        <w:t>Display sample image grids for each class.</w:t>
+      </w:r>
+    </w:p>
+    <w:p>
+      <w:pPr>
+        <w:pStyle w:val="ListParagraph"/>
+        <w:numPr>
+          <w:ilvl w:val="0"/>
+          <w:numId w:val="12"/>
+        </w:numPr>
+      </w:pPr>
+      <w:r>
+        <w:t>Compare colour and brightness across classes to check whether backgrounds could mislead the model.</w:t>
+      </w:r>
+    </w:p>
+    <w:p>
+      <w:pPr>
+        <w:pStyle w:val="ListParagraph"/>
+        <w:numPr>
+          <w:ilvl w:val="0"/>
+          <w:numId w:val="12"/>
+        </w:numPr>
+      </w:pPr>
+      <w:r>
+        <w:t>Identify visually similar classes, such as Paper vs Cardboard or Vegetation vs Food Organics.</w:t>
+      </w:r>
+    </w:p>
+    <w:p>
+      <w:pPr>
+        <w:pStyle w:val="ListParagraph"/>
+        <w:numPr>
+          <w:ilvl w:val="0"/>
+          <w:numId w:val="12"/>
+        </w:numPr>
+      </w:pPr>
+      <w:r>
+        <w:t>Flag images that appear to be in the wrong folder.</w:t>
+      </w:r>
+    </w:p>
     <w:sectPr>
       <w:pgSz w:w="11906" w:h="16838"/>
       <w:pgMar w:top="1440" w:right="1440" w:bottom="1440" w:left="1440" w:header="720" w:footer="720" w:gutter="0"/>
@@ -396,6 +593,119 @@
 <file path=word/numbering.xml><?xml version="1.0" encoding="utf-8"?>
 <w:numbering xmlns:wpc="http://schemas.microsoft.com/office/word/2010/wordprocessingCanvas" xmlns:cx="http://schemas.microsoft.com/office/drawing/2014/chartex" xmlns:cx1="http://schemas.microsoft.com/office/drawing/2015/9/8/chartex" xmlns:cx2="http://schemas.microsoft.com/office/drawing/2015/10/21/chartex" xmlns:cx3="http://schemas.microsoft.com/office/drawing/2016/5/9/chartex" xmlns:cx4="http://schemas.microsoft.com/office/drawing/2016/5/10/chartex" xmlns:cx5="http://schemas.microsoft.com/office/drawing/2016/5/11/chartex" xmlns:cx6="http://schemas.microsoft.com/office/drawing/2016/5/12/chartex" xmlns:cx7="http://schemas.microsoft.com/office/drawing/2016/5/13/chartex" xmlns:cx8="http://schemas.microsoft.com/office/drawing/2016/5/14/chartex" xmlns:mc="http://schemas.openxmlformats.org/markup-compatibility/2006" xmlns:aink="http://schemas.microsoft.com/office/drawing/2016/ink" xmlns:am3d="http://schemas.microsoft.com/office/drawing/2017/model3d" xmlns:o="urn:schemas-microsoft-com:office:office" xmlns:oel="http://schemas.microsoft.com/office/2019/extlst" xmlns:r="http://schemas.openxmlformats.org/officeDocument/2006/relationships" xmlns:m="http://schemas.openxmlformats.org/officeDocument/2006/math" xmlns:v="urn:schemas-microsoft-com:vml" xmlns:wp14="http://schemas.microsoft.com/office/word/2010/wordprocessingDrawing" xmlns:wp="http://schemas.openxmlformats.org/drawingml/2006/wordprocessingDrawing" xmlns:w10="urn:schemas-microsoft-com:office:word" xmlns:w="http://schemas.openxmlformats.org/wordprocessingml/2006/main" xmlns:w14="http://schemas.microsoft.com/office/word/2010/wordml" xmlns:w15="http://schemas.microsoft.com/office/word/2012/wordml" xmlns:w16cex="http://schemas.microsoft.com/office/word/2018/wordml/cex" xmlns:w16cid="http://schemas.microsoft.com/office/word/2016/wordml/cid" xmlns:w16="http://schemas.microsoft.com/office/word/2018/wordml" xmlns:w16du="http://schemas.microsoft.com/office/word/2023/wordml/word16du" xmlns:w16sdtdh="http://schemas.microsoft.com/office/word/2020/wordml/sdtdatahash" xmlns:w16sdtfl="http://schemas.microsoft.com/office/word/2024/wordml/sdtformatlock" xmlns:w16se="http://schemas.microsoft.com/office/word/2015/wordml/symex" xmlns:wpg="http://schemas.microsoft.com/office/word/2010/wordprocessingGroup" xmlns:wpi="http://schemas.microsoft.com/office/word/2010/wordprocessingInk" xmlns:wne="http://schemas.microsoft.com/office/word/2006/wordml" xmlns:wps="http://schemas.microsoft.com/office/word/2010/wordprocessingShape" mc:Ignorable="w14 w15 w16se w16cid w16 w16cex w16sdtdh w16sdtfl w16du wp14">
   <w:abstractNum w:abstractNumId="0" w15:restartNumberingAfterBreak="0">
+    <w:nsid w:val="00BD0005"/>
+    <w:multiLevelType w:val="hybridMultilevel"/>
+    <w:tmpl w:val="D272E074"/>
+    <w:lvl w:ilvl="0" w:tplc="08090001">
+      <w:start w:val="1"/>
+      <w:numFmt w:val="bullet"/>
+      <w:lvlText w:val=""/>
+      <w:lvlJc w:val="left"/>
+      <w:pPr>
+        <w:ind w:left="720" w:hanging="360"/>
+      </w:pPr>
+      <w:rPr>
+        <w:rFonts w:ascii="Symbol" w:hAnsi="Symbol" w:hint="default"/>
+      </w:rPr>
+    </w:lvl>
+    <w:lvl w:ilvl="1" w:tplc="08090003" w:tentative="1">
+      <w:start w:val="1"/>
+      <w:numFmt w:val="bullet"/>
+      <w:lvlText w:val="o"/>
+      <w:lvlJc w:val="left"/>
+      <w:pPr>
+        <w:ind w:left="1440" w:hanging="360"/>
+      </w:pPr>
+      <w:rPr>
+        <w:rFonts w:ascii="Courier New" w:hAnsi="Courier New" w:cs="Courier New" w:hint="default"/>
+      </w:rPr>
+    </w:lvl>
+    <w:lvl w:ilvl="2" w:tplc="08090005" w:tentative="1">
+      <w:start w:val="1"/>
+      <w:numFmt w:val="bullet"/>
+      <w:lvlText w:val=""/>
+      <w:lvlJc w:val="left"/>
+      <w:pPr>
+        <w:ind w:left="2160" w:hanging="360"/>
+      </w:pPr>
+      <w:rPr>
+        <w:rFonts w:ascii="Wingdings" w:hAnsi="Wingdings" w:hint="default"/>
+      </w:rPr>
+    </w:lvl>
+    <w:lvl w:ilvl="3" w:tplc="08090001" w:tentative="1">
+      <w:start w:val="1"/>
+      <w:numFmt w:val="bullet"/>
+      <w:lvlText w:val=""/>
+      <w:lvlJc w:val="left"/>
+      <w:pPr>
+        <w:ind w:left="2880" w:hanging="360"/>
+      </w:pPr>
+      <w:rPr>
+        <w:rFonts w:ascii="Symbol" w:hAnsi="Symbol" w:hint="default"/>
+      </w:rPr>
+    </w:lvl>
+    <w:lvl w:ilvl="4" w:tplc="08090003" w:tentative="1">
+      <w:start w:val="1"/>
+      <w:numFmt w:val="bullet"/>
+      <w:lvlText w:val="o"/>
+      <w:lvlJc w:val="left"/>
+      <w:pPr>
+        <w:ind w:left="3600" w:hanging="360"/>
+      </w:pPr>
+      <w:rPr>
+        <w:rFonts w:ascii="Courier New" w:hAnsi="Courier New" w:cs="Courier New" w:hint="default"/>
+      </w:rPr>
+    </w:lvl>
+    <w:lvl w:ilvl="5" w:tplc="08090005" w:tentative="1">
+      <w:start w:val="1"/>
+      <w:numFmt w:val="bullet"/>
+      <w:lvlText w:val=""/>
+      <w:lvlJc w:val="left"/>
+      <w:pPr>
+        <w:ind w:left="4320" w:hanging="360"/>
+      </w:pPr>
+      <w:rPr>
+        <w:rFonts w:ascii="Wingdings" w:hAnsi="Wingdings" w:hint="default"/>
+      </w:rPr>
+    </w:lvl>
+    <w:lvl w:ilvl="6" w:tplc="08090001" w:tentative="1">
+      <w:start w:val="1"/>
+      <w:numFmt w:val="bullet"/>
+      <w:lvlText w:val=""/>
+      <w:lvlJc w:val="left"/>
+      <w:pPr>
+        <w:ind w:left="5040" w:hanging="360"/>
+      </w:pPr>
+      <w:rPr>
+        <w:rFonts w:ascii="Symbol" w:hAnsi="Symbol" w:hint="default"/>
+      </w:rPr>
+    </w:lvl>
+    <w:lvl w:ilvl="7" w:tplc="08090003" w:tentative="1">
+      <w:start w:val="1"/>
+      <w:numFmt w:val="bullet"/>
+      <w:lvlText w:val="o"/>
+      <w:lvlJc w:val="left"/>
+      <w:pPr>
+        <w:ind w:left="5760" w:hanging="360"/>
+      </w:pPr>
+      <w:rPr>
+        <w:rFonts w:ascii="Courier New" w:hAnsi="Courier New" w:cs="Courier New" w:hint="default"/>
+      </w:rPr>
+    </w:lvl>
+    <w:lvl w:ilvl="8" w:tplc="08090005" w:tentative="1">
+      <w:start w:val="1"/>
+      <w:numFmt w:val="bullet"/>
+      <w:lvlText w:val=""/>
+      <w:lvlJc w:val="left"/>
+      <w:pPr>
+        <w:ind w:left="6480" w:hanging="360"/>
+      </w:pPr>
+      <w:rPr>
+        <w:rFonts w:ascii="Wingdings" w:hAnsi="Wingdings" w:hint="default"/>
+      </w:rPr>
+    </w:lvl>
+  </w:abstractNum>
+  <w:abstractNum w:abstractNumId="1" w15:restartNumberingAfterBreak="0">
     <w:nsid w:val="06A91F4E"/>
     <w:multiLevelType w:val="hybridMultilevel"/>
     <w:tmpl w:val="74BCCFB2"/>
@@ -508,7 +818,7 @@
       </w:rPr>
     </w:lvl>
   </w:abstractNum>
-  <w:abstractNum w:abstractNumId="1" w15:restartNumberingAfterBreak="0">
+  <w:abstractNum w:abstractNumId="2" w15:restartNumberingAfterBreak="0">
     <w:nsid w:val="0EC95B20"/>
     <w:multiLevelType w:val="hybridMultilevel"/>
     <w:tmpl w:val="48A08DC2"/>
@@ -621,7 +931,7 @@
       </w:rPr>
     </w:lvl>
   </w:abstractNum>
-  <w:abstractNum w:abstractNumId="2" w15:restartNumberingAfterBreak="0">
+  <w:abstractNum w:abstractNumId="3" w15:restartNumberingAfterBreak="0">
     <w:nsid w:val="17A1322F"/>
     <w:multiLevelType w:val="hybridMultilevel"/>
     <w:tmpl w:val="FF808270"/>
@@ -707,7 +1017,7 @@
       </w:pPr>
     </w:lvl>
   </w:abstractNum>
-  <w:abstractNum w:abstractNumId="3" w15:restartNumberingAfterBreak="0">
+  <w:abstractNum w:abstractNumId="4" w15:restartNumberingAfterBreak="0">
     <w:nsid w:val="28A04851"/>
     <w:multiLevelType w:val="hybridMultilevel"/>
     <w:tmpl w:val="FBBACE3E"/>
@@ -820,7 +1130,120 @@
       </w:rPr>
     </w:lvl>
   </w:abstractNum>
-  <w:abstractNum w:abstractNumId="4" w15:restartNumberingAfterBreak="0">
+  <w:abstractNum w:abstractNumId="5" w15:restartNumberingAfterBreak="0">
+    <w:nsid w:val="29166EF3"/>
+    <w:multiLevelType w:val="multilevel"/>
+    <w:tmpl w:val="4928F424"/>
+    <w:lvl w:ilvl="0">
+      <w:start w:val="1"/>
+      <w:numFmt w:val="decimal"/>
+      <w:lvlText w:val="%1."/>
+      <w:lvlJc w:val="left"/>
+      <w:pPr>
+        <w:tabs>
+          <w:tab w:val="num" w:pos="720"/>
+        </w:tabs>
+        <w:ind w:left="720" w:hanging="360"/>
+      </w:pPr>
+    </w:lvl>
+    <w:lvl w:ilvl="1" w:tentative="1">
+      <w:start w:val="1"/>
+      <w:numFmt w:val="decimal"/>
+      <w:lvlText w:val="%2."/>
+      <w:lvlJc w:val="left"/>
+      <w:pPr>
+        <w:tabs>
+          <w:tab w:val="num" w:pos="1440"/>
+        </w:tabs>
+        <w:ind w:left="1440" w:hanging="360"/>
+      </w:pPr>
+    </w:lvl>
+    <w:lvl w:ilvl="2" w:tentative="1">
+      <w:start w:val="1"/>
+      <w:numFmt w:val="decimal"/>
+      <w:lvlText w:val="%3."/>
+      <w:lvlJc w:val="left"/>
+      <w:pPr>
+        <w:tabs>
+          <w:tab w:val="num" w:pos="2160"/>
+        </w:tabs>
+        <w:ind w:left="2160" w:hanging="360"/>
+      </w:pPr>
+    </w:lvl>
+    <w:lvl w:ilvl="3" w:tentative="1">
+      <w:start w:val="1"/>
+      <w:numFmt w:val="decimal"/>
+      <w:lvlText w:val="%4."/>
+      <w:lvlJc w:val="left"/>
+      <w:pPr>
+        <w:tabs>
+          <w:tab w:val="num" w:pos="2880"/>
+        </w:tabs>
+        <w:ind w:left="2880" w:hanging="360"/>
+      </w:pPr>
+    </w:lvl>
+    <w:lvl w:ilvl="4" w:tentative="1">
+      <w:start w:val="1"/>
+      <w:numFmt w:val="decimal"/>
+      <w:lvlText w:val="%5."/>
+      <w:lvlJc w:val="left"/>
+      <w:pPr>
+        <w:tabs>
+          <w:tab w:val="num" w:pos="3600"/>
+        </w:tabs>
+        <w:ind w:left="3600" w:hanging="360"/>
+      </w:pPr>
+    </w:lvl>
+    <w:lvl w:ilvl="5" w:tentative="1">
+      <w:start w:val="1"/>
+      <w:numFmt w:val="decimal"/>
+      <w:lvlText w:val="%6."/>
+      <w:lvlJc w:val="left"/>
+      <w:pPr>
+        <w:tabs>
+          <w:tab w:val="num" w:pos="4320"/>
+        </w:tabs>
+        <w:ind w:left="4320" w:hanging="360"/>
+      </w:pPr>
+    </w:lvl>
+    <w:lvl w:ilvl="6" w:tentative="1">
+      <w:start w:val="1"/>
+      <w:numFmt w:val="decimal"/>
+      <w:lvlText w:val="%7."/>
+      <w:lvlJc w:val="left"/>
+      <w:pPr>
+        <w:tabs>
+          <w:tab w:val="num" w:pos="5040"/>
+        </w:tabs>
+        <w:ind w:left="5040" w:hanging="360"/>
+      </w:pPr>
+    </w:lvl>
+    <w:lvl w:ilvl="7" w:tentative="1">
+      <w:start w:val="1"/>
+      <w:numFmt w:val="decimal"/>
+      <w:lvlText w:val="%8."/>
+      <w:lvlJc w:val="left"/>
+      <w:pPr>
+        <w:tabs>
+          <w:tab w:val="num" w:pos="5760"/>
+        </w:tabs>
+        <w:ind w:left="5760" w:hanging="360"/>
+      </w:pPr>
+    </w:lvl>
+    <w:lvl w:ilvl="8" w:tentative="1">
+      <w:start w:val="1"/>
+      <w:numFmt w:val="decimal"/>
+      <w:lvlText w:val="%9."/>
+      <w:lvlJc w:val="left"/>
+      <w:pPr>
+        <w:tabs>
+          <w:tab w:val="num" w:pos="6480"/>
+        </w:tabs>
+        <w:ind w:left="6480" w:hanging="360"/>
+      </w:pPr>
+    </w:lvl>
+  </w:abstractNum>
+  <w:abstractNum w:abstractNumId="6" w15:restartNumberingAfterBreak="0">
     <w:nsid w:val="30D64DFD"/>
     <w:multiLevelType w:val="hybridMultilevel"/>
     <w:tmpl w:val="4D6EFF00"/>
@@ -933,7 +1356,120 @@
       </w:rPr>
     </w:lvl>
   </w:abstractNum>
-  <w:abstractNum w:abstractNumId="5" w15:restartNumberingAfterBreak="0">
+  <w:abstractNum w:abstractNumId="7" w15:restartNumberingAfterBreak="0">
+    <w:nsid w:val="50220138"/>
+    <w:multiLevelType w:val="hybridMultilevel"/>
+    <w:tmpl w:val="E4A40732"/>
+    <w:lvl w:ilvl="0" w:tplc="08090001">
+      <w:start w:val="1"/>
+      <w:numFmt w:val="bullet"/>
+      <w:lvlText w:val=""/>
+      <w:lvlJc w:val="left"/>
+      <w:pPr>
+        <w:ind w:left="720" w:hanging="360"/>
+      </w:pPr>
+      <w:rPr>
+        <w:rFonts w:ascii="Symbol" w:hAnsi="Symbol" w:hint="default"/>
+      </w:rPr>
+    </w:lvl>
+    <w:lvl w:ilvl="1" w:tplc="08090003" w:tentative="1">
+      <w:start w:val="1"/>
+      <w:numFmt w:val="bullet"/>
+      <w:lvlText w:val="o"/>
+      <w:lvlJc w:val="left"/>
+      <w:pPr>
+        <w:ind w:left="1440" w:hanging="360"/>
+      </w:pPr>
+      <w:rPr>
+        <w:rFonts w:ascii="Courier New" w:hAnsi="Courier New" w:cs="Courier New" w:hint="default"/>
+      </w:rPr>
+    </w:lvl>
+    <w:lvl w:ilvl="2" w:tplc="08090005" w:tentative="1">
+      <w:start w:val="1"/>
+      <w:numFmt w:val="bullet"/>
+      <w:lvlText w:val=""/>
+      <w:lvlJc w:val="left"/>
+      <w:pPr>
+        <w:ind w:left="2160" w:hanging="360"/>
+      </w:pPr>
+      <w:rPr>
+        <w:rFonts w:ascii="Wingdings" w:hAnsi="Wingdings" w:hint="default"/>
+      </w:rPr>
+    </w:lvl>
+    <w:lvl w:ilvl="3" w:tplc="08090001" w:tentative="1">
+      <w:start w:val="1"/>
+      <w:numFmt w:val="bullet"/>
+      <w:lvlText w:val=""/>
+      <w:lvlJc w:val="left"/>
+      <w:pPr>
+        <w:ind w:left="2880" w:hanging="360"/>
+      </w:pPr>
+      <w:rPr>
+        <w:rFonts w:ascii="Symbol" w:hAnsi="Symbol" w:hint="default"/>
+      </w:rPr>
+    </w:lvl>
+    <w:lvl w:ilvl="4" w:tplc="08090003" w:tentative="1">
+      <w:start w:val="1"/>
+      <w:numFmt w:val="bullet"/>
+      <w:lvlText w:val="o"/>
+      <w:lvlJc w:val="left"/>
+      <w:pPr>
+        <w:ind w:left="3600" w:hanging="360"/>
+      </w:pPr>
+      <w:rPr>
+        <w:rFonts w:ascii="Courier New" w:hAnsi="Courier New" w:cs="Courier New" w:hint="default"/>
+      </w:rPr>
+    </w:lvl>
+    <w:lvl w:ilvl="5" w:tplc="08090005" w:tentative="1">
+      <w:start w:val="1"/>
+      <w:numFmt w:val="bullet"/>
+      <w:lvlText w:val=""/>
+      <w:lvlJc w:val="left"/>
+      <w:pPr>
+        <w:ind w:left="4320" w:hanging="360"/>
+      </w:pPr>
+      <w:rPr>
+        <w:rFonts w:ascii="Wingdings" w:hAnsi="Wingdings" w:hint="default"/>
+      </w:rPr>
+    </w:lvl>
+    <w:lvl w:ilvl="6" w:tplc="08090001" w:tentative="1">
+      <w:start w:val="1"/>
+      <w:numFmt w:val="bullet"/>
+      <w:lvlText w:val=""/>
+      <w:lvlJc w:val="left"/>
+      <w:pPr>
+        <w:ind w:left="5040" w:hanging="360"/>
+      </w:pPr>
+      <w:rPr>
+        <w:rFonts w:ascii="Symbol" w:hAnsi="Symbol" w:hint="default"/>
+      </w:rPr>
+    </w:lvl>
+    <w:lvl w:ilvl="7" w:tplc="08090003" w:tentative="1">
+      <w:start w:val="1"/>
+      <w:numFmt w:val="bullet"/>
+      <w:lvlText w:val="o"/>
+      <w:lvlJc w:val="left"/>
+      <w:pPr>
+        <w:ind w:left="5760" w:hanging="360"/>
+      </w:pPr>
+      <w:rPr>
+        <w:rFonts w:ascii="Courier New" w:hAnsi="Courier New" w:cs="Courier New" w:hint="default"/>
+      </w:rPr>
+    </w:lvl>
+    <w:lvl w:ilvl="8" w:tplc="08090005" w:tentative="1">
+      <w:start w:val="1"/>
+      <w:numFmt w:val="bullet"/>
+      <w:lvlText w:val=""/>
+      <w:lvlJc w:val="left"/>
+      <w:pPr>
+        <w:ind w:left="6480" w:hanging="360"/>
+      </w:pPr>
+      <w:rPr>
+        <w:rFonts w:ascii="Wingdings" w:hAnsi="Wingdings" w:hint="default"/>
+      </w:rPr>
+    </w:lvl>
+  </w:abstractNum>
+  <w:abstractNum w:abstractNumId="8" w15:restartNumberingAfterBreak="0">
     <w:nsid w:val="57EB2062"/>
     <w:multiLevelType w:val="hybridMultilevel"/>
     <w:tmpl w:val="15A600B4"/>
@@ -1046,7 +1582,233 @@
       </w:rPr>
     </w:lvl>
   </w:abstractNum>
-  <w:abstractNum w:abstractNumId="6" w15:restartNumberingAfterBreak="0">
+  <w:abstractNum w:abstractNumId="9" w15:restartNumberingAfterBreak="0">
+    <w:nsid w:val="58C26489"/>
+    <w:multiLevelType w:val="multilevel"/>
+    <w:tmpl w:val="49BC0CBC"/>
+    <w:lvl w:ilvl="0">
+      <w:start w:val="1"/>
+      <w:numFmt w:val="decimal"/>
+      <w:lvlText w:val="%1."/>
+      <w:lvlJc w:val="left"/>
+      <w:pPr>
+        <w:tabs>
+          <w:tab w:val="num" w:pos="720"/>
+        </w:tabs>
+        <w:ind w:left="720" w:hanging="360"/>
+      </w:pPr>
+    </w:lvl>
+    <w:lvl w:ilvl="1" w:tentative="1">
+      <w:start w:val="1"/>
+      <w:numFmt w:val="decimal"/>
+      <w:lvlText w:val="%2."/>
+      <w:lvlJc w:val="left"/>
+      <w:pPr>
+        <w:tabs>
+          <w:tab w:val="num" w:pos="1440"/>
+        </w:tabs>
+        <w:ind w:left="1440" w:hanging="360"/>
+      </w:pPr>
+    </w:lvl>
+    <w:lvl w:ilvl="2" w:tentative="1">
+      <w:start w:val="1"/>
+      <w:numFmt w:val="decimal"/>
+      <w:lvlText w:val="%3."/>
+      <w:lvlJc w:val="left"/>
+      <w:pPr>
+        <w:tabs>
+          <w:tab w:val="num" w:pos="2160"/>
+        </w:tabs>
+        <w:ind w:left="2160" w:hanging="360"/>
+      </w:pPr>
+    </w:lvl>
+    <w:lvl w:ilvl="3" w:tentative="1">
+      <w:start w:val="1"/>
+      <w:numFmt w:val="decimal"/>
+      <w:lvlText w:val="%4."/>
+      <w:lvlJc w:val="left"/>
+      <w:pPr>
+        <w:tabs>
+          <w:tab w:val="num" w:pos="2880"/>
+        </w:tabs>
+        <w:ind w:left="2880" w:hanging="360"/>
+      </w:pPr>
+    </w:lvl>
+    <w:lvl w:ilvl="4" w:tentative="1">
+      <w:start w:val="1"/>
+      <w:numFmt w:val="decimal"/>
+      <w:lvlText w:val="%5."/>
+      <w:lvlJc w:val="left"/>
+      <w:pPr>
+        <w:tabs>
+          <w:tab w:val="num" w:pos="3600"/>
+        </w:tabs>
+        <w:ind w:left="3600" w:hanging="360"/>
+      </w:pPr>
+    </w:lvl>
+    <w:lvl w:ilvl="5" w:tentative="1">
+      <w:start w:val="1"/>
+      <w:numFmt w:val="decimal"/>
+      <w:lvlText w:val="%6."/>
+      <w:lvlJc w:val="left"/>
+      <w:pPr>
+        <w:tabs>
+          <w:tab w:val="num" w:pos="4320"/>
+        </w:tabs>
+        <w:ind w:left="4320" w:hanging="360"/>
+      </w:pPr>
+    </w:lvl>
+    <w:lvl w:ilvl="6" w:tentative="1">
+      <w:start w:val="1"/>
+      <w:numFmt w:val="decimal"/>
+      <w:lvlText w:val="%7."/>
+      <w:lvlJc w:val="left"/>
+      <w:pPr>
+        <w:tabs>
+          <w:tab w:val="num" w:pos="5040"/>
+        </w:tabs>
+        <w:ind w:left="5040" w:hanging="360"/>
+      </w:pPr>
+    </w:lvl>
+    <w:lvl w:ilvl="7" w:tentative="1">
+      <w:start w:val="1"/>
+      <w:numFmt w:val="decimal"/>
+      <w:lvlText w:val="%8."/>
+      <w:lvlJc w:val="left"/>
+      <w:pPr>
+        <w:tabs>
+          <w:tab w:val="num" w:pos="5760"/>
+        </w:tabs>
+        <w:ind w:left="5760" w:hanging="360"/>
+      </w:pPr>
+    </w:lvl>
+    <w:lvl w:ilvl="8" w:tentative="1">
+      <w:start w:val="1"/>
+      <w:numFmt w:val="decimal"/>
+      <w:lvlText w:val="%9."/>
+      <w:lvlJc w:val="left"/>
+      <w:pPr>
+        <w:tabs>
+          <w:tab w:val="num" w:pos="6480"/>
+        </w:tabs>
+        <w:ind w:left="6480" w:hanging="360"/>
+      </w:pPr>
+    </w:lvl>
+  </w:abstractNum>
+  <w:abstractNum w:abstractNumId="10" w15:restartNumberingAfterBreak="0">
+    <w:nsid w:val="5C8A6402"/>
+    <w:multiLevelType w:val="hybridMultilevel"/>
+    <w:tmpl w:val="E21CE8AE"/>
+    <w:lvl w:ilvl="0" w:tplc="08090001">
+      <w:start w:val="1"/>
+      <w:numFmt w:val="bullet"/>
+      <w:lvlText w:val=""/>
+      <w:lvlJc w:val="left"/>
+      <w:pPr>
+        <w:ind w:left="720" w:hanging="360"/>
+      </w:pPr>
+      <w:rPr>
+        <w:rFonts w:ascii="Symbol" w:hAnsi="Symbol" w:hint="default"/>
+      </w:rPr>
+    </w:lvl>
+    <w:lvl w:ilvl="1" w:tplc="08090003" w:tentative="1">
+      <w:start w:val="1"/>
+      <w:numFmt w:val="bullet"/>
+      <w:lvlText w:val="o"/>
+      <w:lvlJc w:val="left"/>
+      <w:pPr>
+        <w:ind w:left="1440" w:hanging="360"/>
+      </w:pPr>
+      <w:rPr>
+        <w:rFonts w:ascii="Courier New" w:hAnsi="Courier New" w:cs="Courier New" w:hint="default"/>
+      </w:rPr>
+    </w:lvl>
+    <w:lvl w:ilvl="2" w:tplc="08090005" w:tentative="1">
+      <w:start w:val="1"/>
+      <w:numFmt w:val="bullet"/>
+      <w:lvlText w:val=""/>
+      <w:lvlJc w:val="left"/>
+      <w:pPr>
+        <w:ind w:left="2160" w:hanging="360"/>
+      </w:pPr>
+      <w:rPr>
+        <w:rFonts w:ascii="Wingdings" w:hAnsi="Wingdings" w:hint="default"/>
+      </w:rPr>
+    </w:lvl>
+    <w:lvl w:ilvl="3" w:tplc="08090001" w:tentative="1">
+      <w:start w:val="1"/>
+      <w:numFmt w:val="bullet"/>
+      <w:lvlText w:val=""/>
+      <w:lvlJc w:val="left"/>
+      <w:pPr>
+        <w:ind w:left="2880" w:hanging="360"/>
+      </w:pPr>
+      <w:rPr>
+        <w:rFonts w:ascii="Symbol" w:hAnsi="Symbol" w:hint="default"/>
+      </w:rPr>
+    </w:lvl>
+    <w:lvl w:ilvl="4" w:tplc="08090003" w:tentative="1">
+      <w:start w:val="1"/>
+      <w:numFmt w:val="bullet"/>
+      <w:lvlText w:val="o"/>
+      <w:lvlJc w:val="left"/>
+      <w:pPr>
+        <w:ind w:left="3600" w:hanging="360"/>
+      </w:pPr>
+      <w:rPr>
+        <w:rFonts w:ascii="Courier New" w:hAnsi="Courier New" w:cs="Courier New" w:hint="default"/>
+      </w:rPr>
+    </w:lvl>
+    <w:lvl w:ilvl="5" w:tplc="08090005" w:tentative="1">
+      <w:start w:val="1"/>
+      <w:numFmt w:val="bullet"/>
+      <w:lvlText w:val=""/>
+      <w:lvlJc w:val="left"/>
+      <w:pPr>
+        <w:ind w:left="4320" w:hanging="360"/>
+      </w:pPr>
+      <w:rPr>
+        <w:rFonts w:ascii="Wingdings" w:hAnsi="Wingdings" w:hint="default"/>
+      </w:rPr>
+    </w:lvl>
+    <w:lvl w:ilvl="6" w:tplc="08090001" w:tentative="1">
+      <w:start w:val="1"/>
+      <w:numFmt w:val="bullet"/>
+      <w:lvlText w:val=""/>
+      <w:lvlJc w:val="left"/>
+      <w:pPr>
+        <w:ind w:left="5040" w:hanging="360"/>
+      </w:pPr>
+      <w:rPr>
+        <w:rFonts w:ascii="Symbol" w:hAnsi="Symbol" w:hint="default"/>
+      </w:rPr>
+    </w:lvl>
+    <w:lvl w:ilvl="7" w:tplc="08090003" w:tentative="1">
+      <w:start w:val="1"/>
+      <w:numFmt w:val="bullet"/>
+      <w:lvlText w:val="o"/>
+      <w:lvlJc w:val="left"/>
+      <w:pPr>
+        <w:ind w:left="5760" w:hanging="360"/>
+      </w:pPr>
+      <w:rPr>
+        <w:rFonts w:ascii="Courier New" w:hAnsi="Courier New" w:cs="Courier New" w:hint="default"/>
+      </w:rPr>
+    </w:lvl>
+    <w:lvl w:ilvl="8" w:tplc="08090005" w:tentative="1">
+      <w:start w:val="1"/>
+      <w:numFmt w:val="bullet"/>
+      <w:lvlText w:val=""/>
+      <w:lvlJc w:val="left"/>
+      <w:pPr>
+        <w:ind w:left="6480" w:hanging="360"/>
+      </w:pPr>
+      <w:rPr>
+        <w:rFonts w:ascii="Wingdings" w:hAnsi="Wingdings" w:hint="default"/>
+      </w:rPr>
+    </w:lvl>
+  </w:abstractNum>
+  <w:abstractNum w:abstractNumId="11" w15:restartNumberingAfterBreak="0">
     <w:nsid w:val="63975D90"/>
     <w:multiLevelType w:val="multilevel"/>
     <w:tmpl w:val="57B669C2"/>
@@ -1162,7 +1924,7 @@
       </w:pPr>
     </w:lvl>
   </w:abstractNum>
-  <w:abstractNum w:abstractNumId="7" w15:restartNumberingAfterBreak="0">
+  <w:abstractNum w:abstractNumId="12" w15:restartNumberingAfterBreak="0">
     <w:nsid w:val="6AFC0EC4"/>
     <w:multiLevelType w:val="hybridMultilevel"/>
     <w:tmpl w:val="5EE4C406"/>
@@ -1276,28 +2038,43 @@
     </w:lvl>
   </w:abstractNum>
   <w:num w:numId="1" w16cid:durableId="1730809420">
+    <w:abstractNumId w:val="4"/>
+  </w:num>
+  <w:num w:numId="2" w16cid:durableId="1322849754">
+    <w:abstractNumId w:val="2"/>
+  </w:num>
+  <w:num w:numId="3" w16cid:durableId="2054848097">
     <w:abstractNumId w:val="3"/>
   </w:num>
-  <w:num w:numId="2" w16cid:durableId="1322849754">
+  <w:num w:numId="4" w16cid:durableId="1939098821">
+    <w:abstractNumId w:val="8"/>
+  </w:num>
+  <w:num w:numId="5" w16cid:durableId="526793128">
+    <w:abstractNumId w:val="6"/>
+  </w:num>
+  <w:num w:numId="6" w16cid:durableId="1084955616">
     <w:abstractNumId w:val="1"/>
   </w:num>
-  <w:num w:numId="3" w16cid:durableId="2054848097">
-    <w:abstractNumId w:val="2"/>
+  <w:num w:numId="7" w16cid:durableId="1635405010">
+    <w:abstractNumId w:val="12"/>
   </w:num>
-  <w:num w:numId="4" w16cid:durableId="1939098821">
-    <w:abstractNumId w:val="5"/>
+  <w:num w:numId="8" w16cid:durableId="645627089">
+    <w:abstractNumId w:val="11"/>
   </w:num>
-  <w:num w:numId="5" w16cid:durableId="526793128">
-    <w:abstractNumId w:val="4"/>
+  <w:num w:numId="9" w16cid:durableId="881479079">
+    <w:abstractNumId w:val="7"/>
   </w:num>
-  <w:num w:numId="6" w16cid:durableId="1084955616">
+  <w:num w:numId="10" w16cid:durableId="1316764188">
     <w:abstractNumId w:val="0"/>
   </w:num>
-  <w:num w:numId="7" w16cid:durableId="1635405010">
-    <w:abstractNumId w:val="7"/>
+  <w:num w:numId="11" w16cid:durableId="1993018345">
+    <w:abstractNumId w:val="9"/>
   </w:num>
-  <w:num w:numId="8" w16cid:durableId="645627089">
-    <w:abstractNumId w:val="6"/>
+  <w:num w:numId="12" w16cid:durableId="2004427800">
+    <w:abstractNumId w:val="10"/>
+  </w:num>
+  <w:num w:numId="13" w16cid:durableId="1760175939">
+    <w:abstractNumId w:val="5"/>
   </w:num>
 </w:numbering>
 </file>
@@ -1752,7 +2529,6 @@
     <w:next w:val="Normal"/>
     <w:link w:val="Heading3Char"/>
     <w:uiPriority w:val="9"/>
-    <w:semiHidden/>
     <w:unhideWhenUsed/>
     <w:qFormat/>
     <w:rsid w:val="00E92549"/>
@@ -1958,7 +2734,6 @@
     <w:basedOn w:val="DefaultParagraphFont"/>
     <w:link w:val="Heading3"/>
     <w:uiPriority w:val="9"/>
-    <w:semiHidden/>
     <w:rsid w:val="00E92549"/>
     <w:rPr>
       <w:rFonts w:eastAsiaTheme="majorEastAsia" w:cstheme="majorBidi"/>
